--- a/CV's/Curriculum vitae 15.10.2026 — копия.docx
+++ b/CV's/Curriculum vitae 15.10.2026 — копия.docx
@@ -296,10 +296,10 @@
           <w:kern w:val="0"/>
           <w:sz w:val="28"/>
           <w:szCs w:val="28"/>
-          <w:lang w:eastAsia="ru-RU"/>
-          <w14:ligatures w14:val="none"/>
-        </w:rPr>
-        <w:t>ь</w:t>
+          <w:lang w:val="en-US" w:eastAsia="ru-RU"/>
+          <w14:ligatures w14:val="none"/>
+        </w:rPr>
+        <w:t>,</w:t>
       </w:r>
       <w:r>
         <w:rPr>
